--- a/docs/admin/scenario_scripts_v4/demo_scenario_v4.docx
+++ b/docs/admin/scenario_scripts_v4/demo_scenario_v4.docx
@@ -11,7 +11,7 @@
           <w:color w:val="888888"/>
           <w:sz w:val="18"/>
         </w:rPr>
-        <w:t>生成日: 2026-04-19    対応アプリ: v4    コミット: f9c2a0d</w:t>
+        <w:t>生成日: 2026-04-19    対応アプリ: v4    コミット: 1ecb3c1</w:t>
       </w:r>
     </w:p>
     <w:p>
@@ -5936,6 +5936,116 @@
           <w:sz w:val="22"/>
         </w:rPr>
         <w:t>になります」</w:t>
+      </w:r>
+    </w:p>
+    <w:p>
+      <w:pPr>
+        <w:pStyle w:val="Heading4"/>
+      </w:pPr>
+      <w:r>
+        <w:rPr>
+          <w:rFonts w:ascii="Hiragino Kaku Gothic ProN" w:hAnsi="Hiragino Kaku Gothic ProN" w:eastAsia="Hiragino Kaku Gothic ProN" w:cs="Hiragino Kaku Gothic ProN"/>
+          <w:b/>
+          <w:i w:val="0"/>
+          <w:sz w:val="24"/>
+        </w:rPr>
+        <w:t>【補足】皆さんの賞与への影響（副院長の口頭説明例）</w:t>
+      </w:r>
+    </w:p>
+    <w:p>
+      <w:pPr>
+        <w:spacing w:before="60" w:after="60"/>
+        <w:ind w:left="397"/>
+      </w:pPr>
+      <w:r>
+        <w:rPr>
+          <w:rFonts w:ascii="Hiragino Kaku Gothic ProN" w:hAnsi="Hiragino Kaku Gothic ProN" w:eastAsia="Hiragino Kaku Gothic ProN" w:cs="Hiragino Kaku Gothic ProN"/>
+          <w:b w:val="0"/>
+          <w:i/>
+          <w:color w:val="555555"/>
+          <w:sz w:val="22"/>
+        </w:rPr>
+        <w:t>「なぜこれをわざわざ日曜退院・連休中退院にするかというと、金曜に退院を詰めて日曜が空床になる、連休直前に一斉退院させて連休中 60% 台に落ちる — これを放置すると、</w:t>
+      </w:r>
+      <w:r>
+        <w:rPr>
+          <w:rFonts w:ascii="Hiragino Kaku Gothic ProN" w:hAnsi="Hiragino Kaku Gothic ProN" w:eastAsia="Hiragino Kaku Gothic ProN" w:cs="Hiragino Kaku Gothic ProN"/>
+          <w:b/>
+          <w:i/>
+          <w:color w:val="555555"/>
+          <w:sz w:val="22"/>
+        </w:rPr>
+        <w:t>年間で約 2,400 万円の機会損失</w:t>
+      </w:r>
+      <w:r>
+        <w:rPr>
+          <w:rFonts w:ascii="Hiragino Kaku Gothic ProN" w:hAnsi="Hiragino Kaku Gothic ProN" w:eastAsia="Hiragino Kaku Gothic ProN" w:cs="Hiragino Kaku Gothic ProN"/>
+          <w:b w:val="0"/>
+          <w:i/>
+          <w:color w:val="555555"/>
+          <w:sz w:val="22"/>
+        </w:rPr>
+        <w:t xml:space="preserve"> です。  当院はスタッフ 290 名、人件費率 58%、賞与は月給の 190-200%（年 3.9 ヶ月分）という構造。</w:t>
+      </w:r>
+      <w:r>
+        <w:rPr>
+          <w:rFonts w:ascii="Hiragino Kaku Gothic ProN" w:hAnsi="Hiragino Kaku Gothic ProN" w:eastAsia="Hiragino Kaku Gothic ProN" w:cs="Hiragino Kaku Gothic ProN"/>
+          <w:b/>
+          <w:i/>
+          <w:color w:val="555555"/>
+          <w:sz w:val="22"/>
+        </w:rPr>
+        <w:t>人件費の約 21% が賞与原資</w:t>
+      </w:r>
+      <w:r>
+        <w:rPr>
+          <w:rFonts w:ascii="Hiragino Kaku Gothic ProN" w:hAnsi="Hiragino Kaku Gothic ProN" w:eastAsia="Hiragino Kaku Gothic ProN" w:cs="Hiragino Kaku Gothic ProN"/>
+          <w:b w:val="0"/>
+          <w:i/>
+          <w:color w:val="555555"/>
+          <w:sz w:val="22"/>
+        </w:rPr>
+        <w:t xml:space="preserve"> なので、2,400 万円の運営貢献が守られれば、賞与配分に回る余力は </w:t>
+      </w:r>
+      <w:r>
+        <w:rPr>
+          <w:rFonts w:ascii="Hiragino Kaku Gothic ProN" w:hAnsi="Hiragino Kaku Gothic ProN" w:eastAsia="Hiragino Kaku Gothic ProN" w:cs="Hiragino Kaku Gothic ProN"/>
+          <w:b/>
+          <w:i/>
+          <w:color w:val="555555"/>
+          <w:sz w:val="22"/>
+        </w:rPr>
+        <w:t>約 1,200 万円 ≒ 一人あたり年間 4.2 万円、夏冬各 2.1 万円</w:t>
+      </w:r>
+      <w:r>
+        <w:rPr>
+          <w:rFonts w:ascii="Hiragino Kaku Gothic ProN" w:hAnsi="Hiragino Kaku Gothic ProN" w:eastAsia="Hiragino Kaku Gothic ProN" w:cs="Hiragino Kaku Gothic ProN"/>
+          <w:b w:val="0"/>
+          <w:i/>
+          <w:color w:val="555555"/>
+          <w:sz w:val="22"/>
+        </w:rPr>
+        <w:t xml:space="preserve"> 上乗せの余地です。  既存メモリの『稼働率 +5% → 賞与原資 +10%』と完全に整合しています。患者さんに無理はさせず、休日のお迎えをご家族にお願いするだけで、全員の賞与に還元される運用です」</w:t>
+      </w:r>
+    </w:p>
+    <w:p>
+      <w:r>
+        <w:rPr>
+          <w:rFonts w:ascii="Hiragino Kaku Gothic ProN" w:hAnsi="Hiragino Kaku Gothic ProN" w:eastAsia="Hiragino Kaku Gothic ProN" w:cs="Hiragino Kaku Gothic ProN"/>
+          <w:b/>
+          <w:i w:val="0"/>
+          <w:sz w:val="22"/>
+        </w:rPr>
+        <w:t>詳細試算</w:t>
+      </w:r>
+      <w:r>
+        <w:rPr>
+          <w:rFonts w:ascii="Hiragino Kaku Gothic ProN" w:hAnsi="Hiragino Kaku Gothic ProN" w:eastAsia="Hiragino Kaku Gothic ProN" w:cs="Hiragino Kaku Gothic ProN"/>
+          <w:b w:val="0"/>
+          <w:i w:val="0"/>
+          <w:sz w:val="22"/>
+        </w:rPr>
+        <w:t>: bonus_impact_discharge_timing.md (bonus_impact_discharge_timing.md) を参照（副院長公式試算、スタッフ向け説明資料としてそのまま使用可）。</w:t>
       </w:r>
     </w:p>
     <w:p>

--- a/docs/admin/scenario_scripts_v4/demo_scenario_v4.docx
+++ b/docs/admin/scenario_scripts_v4/demo_scenario_v4.docx
@@ -11,7 +11,7 @@
           <w:color w:val="888888"/>
           <w:sz w:val="18"/>
         </w:rPr>
-        <w:t>生成日: 2026-04-19    対応アプリ: v4    コミット: 1ecb3c1</w:t>
+        <w:t>生成日: 2026-04-19    対応アプリ: v4    コミット: 9b6041c</w:t>
       </w:r>
     </w:p>
     <w:p>

--- a/docs/admin/scenario_scripts_v4/demo_scenario_v4.docx
+++ b/docs/admin/scenario_scripts_v4/demo_scenario_v4.docx
@@ -11,7 +11,7 @@
           <w:color w:val="888888"/>
           <w:sz w:val="18"/>
         </w:rPr>
-        <w:t>生成日: 2026-04-19    対応アプリ: v4    コミット: 9b6041c</w:t>
+        <w:t>生成日: 2026-04-19    対応アプリ: v4    コミット: b34c220</w:t>
       </w:r>
     </w:p>
     <w:p>

--- a/docs/admin/scenario_scripts_v4/demo_scenario_v4.docx
+++ b/docs/admin/scenario_scripts_v4/demo_scenario_v4.docx
@@ -11,7 +11,7 @@
           <w:color w:val="888888"/>
           <w:sz w:val="18"/>
         </w:rPr>
-        <w:t>生成日: 2026-04-19    対応アプリ: v4    コミット: b34c220</w:t>
+        <w:t>生成日: 2026-04-20    対応アプリ: v4    コミット: 3a07880</w:t>
       </w:r>
     </w:p>
     <w:p>

--- a/docs/admin/scenario_scripts_v4/demo_scenario_v4.docx
+++ b/docs/admin/scenario_scripts_v4/demo_scenario_v4.docx
@@ -11,7 +11,7 @@
           <w:color w:val="888888"/>
           <w:sz w:val="18"/>
         </w:rPr>
-        <w:t>生成日: 2026-04-20    対応アプリ: v4    コミット: 3a07880</w:t>
+        <w:t>生成日: 2026-04-20    対応アプリ: v4    コミット: c6260b5</w:t>
       </w:r>
     </w:p>
     <w:p>
@@ -2228,7 +2228,7 @@
           <w:color w:val="555555"/>
           <w:sz w:val="22"/>
         </w:rPr>
-        <w:t>「6F は稼働率 91% で高めに見えます。一方で、平均在院日数が制度上限にじわじわ近づいています。退院を遅らせて稼働率を維持するのか、退院を進めてベッドを確保し受入余力を作るのか。この判断をデータで支えるのがこのアプリの目的です」 &lt;!-- qa-skip --&gt;（病棟別例示）</w:t>
+        <w:t>「6F は稼働率 91% で高めに見えます。一方で、平均在院日数が制度上限にじわじわ近づいています。退院を遅らせて稼働率を維持するのか、退院を進めてベッドを確保し受入余力を作るのか。この判断をデータで支えるのがこのアプリの目的です」 （病棟別例示）</w:t>
       </w:r>
     </w:p>
     <w:p>
@@ -2742,7 +2742,7 @@
           <w:color w:val="555555"/>
           <w:sz w:val="22"/>
         </w:rPr>
-        <w:t>「ここで出てくる『救急 19.6%』『平均在院日数 21 日超過』といった数字が、今日のものだけか、それとも去年から続くパターンなのか、見分けたくなります。次のタブで、去年 1 年分の実績を俯瞰します」 &lt;!-- qa-skip --&gt;（例示的数値）</w:t>
+        <w:t>「ここで出てくる『救急 19.6%』『平均在院日数 21 日超過』といった数字が、今日のものだけか、それとも去年から続くパターンなのか、見分けたくなります。次のタブで、去年 1 年分の実績を俯瞰します」 （例示的数値）</w:t>
       </w:r>
     </w:p>
     <w:p>
@@ -3971,7 +3971,7 @@
           <w:color w:val="555555"/>
           <w:sz w:val="22"/>
         </w:rPr>
-        <w:t xml:space="preserve"> することを推奨します」 &lt;!-- qa-skip --&gt;（近似式の仮定値）</w:t>
+        <w:t xml:space="preserve"> することを推奨します」 （近似式の仮定値）</w:t>
       </w:r>
     </w:p>
     <w:p>
@@ -4608,7 +4608,7 @@
           <w:color w:val="555555"/>
           <w:sz w:val="22"/>
         </w:rPr>
-        <w:t xml:space="preserve"> も明記されています。平均在院日数の 16.5/15.6 日は稼働率 90% 仮定の推定であり、実績は退院ペアデータから確認が必要、と書いてあります」 &lt;!-- qa-skip --&gt;（近似式の仮定値）</w:t>
+        <w:t xml:space="preserve"> も明記されています。平均在院日数の 16.5/15.6 日は稼働率 90% 仮定の推定であり、実績は退院ペアデータから確認が必要、と書いてあります」 （近似式の仮定値）</w:t>
       </w:r>
     </w:p>
     <w:p>
@@ -4798,7 +4798,7 @@
           <w:i w:val="0"/>
           <w:sz w:val="22"/>
         </w:rPr>
-        <w:t>稼働率 88.8% / 目標 90% / -1.2pt &lt;!-- qa-skip --&gt;</w:t>
+        <w:t xml:space="preserve">稼働率 88.8% / 目標 90% / -1.2pt </w:t>
       </w:r>
     </w:p>
     <w:p>
@@ -4812,7 +4812,7 @@
           <w:i w:val="0"/>
           <w:sz w:val="22"/>
         </w:rPr>
-        <w:t>平均在院日数 15.6 日 / 上限 21 日まで余裕 &lt;!-- qa-skip --&gt;</w:t>
+        <w:t xml:space="preserve">平均在院日数 15.6 日 / 上限 21 日まで余裕 </w:t>
       </w:r>
     </w:p>
     <w:p>
@@ -5471,7 +5471,7 @@
           <w:i w:val="0"/>
           <w:sz w:val="22"/>
         </w:rPr>
-        <w:t>連休中の稼働率が 60% 台まで落ち込み、診療報酬が大きく低下する &lt;!-- qa-skip --&gt;（従来型の問題イメージ）</w:t>
+        <w:t>連休中の稼働率が 60% 台まで落ち込み、診療報酬が大きく低下する （従来型の問題イメージ）</w:t>
       </w:r>
     </w:p>
     <w:p>
@@ -10065,7 +10065,7 @@
           <w:i w:val="0"/>
           <w:sz w:val="22"/>
         </w:rPr>
-        <w:t>平均在院日数は 20 日（85 歳以上 20% 以上の緩和で 21 日） &lt;!-- qa-skip --&gt;（制度上限の説明）</w:t>
+        <w:t>平均在院日数は 20 日（85 歳以上 20% 以上の緩和で 21 日） （制度上限の説明）</w:t>
       </w:r>
     </w:p>
     <w:p>

--- a/docs/admin/scenario_scripts_v4/demo_scenario_v4.docx
+++ b/docs/admin/scenario_scripts_v4/demo_scenario_v4.docx
@@ -11,7 +11,7 @@
           <w:color w:val="888888"/>
           <w:sz w:val="18"/>
         </w:rPr>
-        <w:t>生成日: 2026-04-20    対応アプリ: v4    コミット: c6260b5</w:t>
+        <w:t>生成日: 2026-04-20    対応アプリ: v4    コミット: a1fee86</w:t>
       </w:r>
     </w:p>
     <w:p>
@@ -2974,11 +2974,11 @@
             <w:r>
               <w:rPr>
                 <w:rFonts w:ascii="Hiragino Kaku Gothic ProN" w:hAnsi="Hiragino Kaku Gothic ProN" w:eastAsia="Hiragino Kaku Gothic ProN" w:cs="Hiragino Kaku Gothic ProN"/>
-                <w:b w:val="0"/>
+                <w:b/>
                 <w:i w:val="0"/>
                 <w:sz w:val="20"/>
               </w:rPr>
-              <w:t>緊急率 5F</w:t>
+              <w:t>予定外入院率 5F※</w:t>
             </w:r>
           </w:p>
         </w:tc>
@@ -3014,7 +3014,7 @@
                 <w:i w:val="0"/>
                 <w:sz w:val="20"/>
               </w:rPr>
-              <w:t>基準 15% の約 3.5 倍</w:t>
+              <w:t>2 値分類（予定/予定外）の参考値</w:t>
             </w:r>
           </w:p>
         </w:tc>
@@ -3030,11 +3030,11 @@
             <w:r>
               <w:rPr>
                 <w:rFonts w:ascii="Hiragino Kaku Gothic ProN" w:hAnsi="Hiragino Kaku Gothic ProN" w:eastAsia="Hiragino Kaku Gothic ProN" w:cs="Hiragino Kaku Gothic ProN"/>
-                <w:b w:val="0"/>
+                <w:b/>
                 <w:i w:val="0"/>
                 <w:sz w:val="20"/>
               </w:rPr>
-              <w:t>緊急率 6F</w:t>
+              <w:t>予定外入院率 6F※</w:t>
             </w:r>
           </w:p>
         </w:tc>
@@ -3070,7 +3070,7 @@
                 <w:i w:val="0"/>
                 <w:sz w:val="20"/>
               </w:rPr>
-              <w:t>基準 15% の約 4.1 倍</w:t>
+              <w:t>2 値分類（予定/予定外）の参考値</w:t>
             </w:r>
           </w:p>
         </w:tc>
@@ -3145,7 +3145,23 @@
           <w:color w:val="555555"/>
           <w:sz w:val="22"/>
         </w:rPr>
-        <w:t xml:space="preserve">「5F・6F のどちらも救急搬送率が 50〜60% 台。基準の 15% に対して 3〜4 倍の余裕があります。これは </w:t>
+        <w:t>※ 2025FY 実データの入院経路は「当日(予定外/緊急) / 予定」の 2 値のみ。制度上の「救急搬送後（救急車搬送+下り搬送）」とは定義が異なり、ここには外来紹介・連携室・ウォークインも含まれる。制度基準 15% の厳密判定には入院経路の 5 区分での再分類が必要で、事務に再エクスポートを依頼中。</w:t>
+      </w:r>
+    </w:p>
+    <w:p>
+      <w:pPr>
+        <w:spacing w:before="60" w:after="60"/>
+        <w:ind w:left="397"/>
+      </w:pPr>
+      <w:r>
+        <w:rPr>
+          <w:rFonts w:ascii="Hiragino Kaku Gothic ProN" w:hAnsi="Hiragino Kaku Gothic ProN" w:eastAsia="Hiragino Kaku Gothic ProN" w:cs="Hiragino Kaku Gothic ProN"/>
+          <w:b w:val="0"/>
+          <w:i/>
+          <w:color w:val="555555"/>
+          <w:sz w:val="22"/>
+        </w:rPr>
+        <w:t xml:space="preserve">「5F・6F のどちらも </w:t>
       </w:r>
       <w:r>
         <w:rPr>
@@ -3155,7 +3171,7 @@
           <w:color w:val="555555"/>
           <w:sz w:val="22"/>
         </w:rPr>
-        <w:t>短手 3（予定入院）を増やす余地</w:t>
+        <w:t>予定外入院率</w:t>
       </w:r>
       <w:r>
         <w:rPr>
@@ -3165,7 +3181,7 @@
           <w:color w:val="555555"/>
           <w:sz w:val="22"/>
         </w:rPr>
-        <w:t xml:space="preserve"> があることを意味します」</w:t>
+        <w:t xml:space="preserve"> が 50〜60% 台です。ただしこの数値は制度上の『救急搬送後』より広い概念（外来紹介・連携室含む）ですので、制度基準 15% の厳密達成判定には、入院経路の詳細分類を事務に依頼中です」</w:t>
       </w:r>
     </w:p>
     <w:p>
@@ -4280,7 +4296,7 @@
           <w:i w:val="0"/>
           <w:sz w:val="22"/>
         </w:rPr>
-        <w:t>5F と 6F の月別・rolling 3 ヶ月 救急搬送後患者割合</w:t>
+        <w:t>5F と 6F の月別・rolling 3 ヶ月 予定外入院割合（※事務データが 2 値分類のため、制度上の「救急搬送後」より広い概念）</w:t>
       </w:r>
     </w:p>
     <w:p>
@@ -4321,7 +4337,39 @@
           <w:color w:val="555555"/>
           <w:sz w:val="22"/>
         </w:rPr>
-        <w:t xml:space="preserve">「デモの実データ由来では、5F 53.1% / 6F 61.1% で </w:t>
+        <w:t>「2025FY 実データでは、予定外入院率 5F 53.1% / 6F 61.1% です。ただしこの数値は制度上の『救急搬送後（救急車搬送+下り搬送）』より広い概念で、外来紹介・連携室・ウォークインを含んでいます」</w:t>
+      </w:r>
+    </w:p>
+    <w:p>
+      <w:pPr>
+        <w:spacing w:before="60" w:after="60"/>
+        <w:ind w:left="397"/>
+      </w:pPr>
+      <w:r>
+        <w:rPr>
+          <w:rFonts w:ascii="Hiragino Kaku Gothic ProN" w:hAnsi="Hiragino Kaku Gothic ProN" w:eastAsia="Hiragino Kaku Gothic ProN" w:cs="Hiragino Kaku Gothic ProN"/>
+          <w:b w:val="0"/>
+          <w:i/>
+          <w:color w:val="555555"/>
+          <w:sz w:val="22"/>
+        </w:rPr>
+        <w:t>「制度基準 15% の厳密達成判定には、入院経路の詳細 5 分類が必要です。事務に再エクスポートを依頼中で、確定値は後日報告となります。予定外入院が 50〜60% あることから、制度上の救急搬送後に限っても基準 15% は十分に達成見込みです」</w:t>
+      </w:r>
+    </w:p>
+    <w:p>
+      <w:pPr>
+        <w:spacing w:before="60" w:after="60"/>
+        <w:ind w:left="397"/>
+      </w:pPr>
+      <w:r>
+        <w:rPr>
+          <w:rFonts w:ascii="Hiragino Kaku Gothic ProN" w:hAnsi="Hiragino Kaku Gothic ProN" w:eastAsia="Hiragino Kaku Gothic ProN" w:cs="Hiragino Kaku Gothic ProN"/>
+          <w:b w:val="0"/>
+          <w:i/>
+          <w:color w:val="555555"/>
+          <w:sz w:val="22"/>
+        </w:rPr>
+        <w:t xml:space="preserve">「ここも 2026-06-01 で変わります。これまでは </w:t>
       </w:r>
       <w:r>
         <w:rPr>
@@ -4331,7 +4379,7 @@
           <w:color w:val="555555"/>
           <w:sz w:val="22"/>
         </w:rPr>
-        <w:t>いずれも基準 15% を大幅達成</w:t>
+        <w:t>単月判定</w:t>
       </w:r>
       <w:r>
         <w:rPr>
@@ -4341,14 +4389,18 @@
           <w:color w:val="555555"/>
           <w:sz w:val="22"/>
         </w:rPr>
-        <w:t xml:space="preserve"> です。基準の 3.5〜4.1 倍の余裕があります」</w:t>
-      </w:r>
-    </w:p>
-    <w:p>
-      <w:pPr>
-        <w:spacing w:before="60" w:after="60"/>
-        <w:ind w:left="397"/>
-      </w:pPr>
+        <w:t xml:space="preserve"> でしたが、6 月 1 日以降は </w:t>
+      </w:r>
+      <w:r>
+        <w:rPr>
+          <w:rFonts w:ascii="Hiragino Kaku Gothic ProN" w:hAnsi="Hiragino Kaku Gothic ProN" w:eastAsia="Hiragino Kaku Gothic ProN" w:cs="Hiragino Kaku Gothic ProN"/>
+          <w:b/>
+          <w:i/>
+          <w:color w:val="555555"/>
+          <w:sz w:val="22"/>
+        </w:rPr>
+        <w:t>rolling 3 ヶ月判定</w:t>
+      </w:r>
       <w:r>
         <w:rPr>
           <w:rFonts w:ascii="Hiragino Kaku Gothic ProN" w:hAnsi="Hiragino Kaku Gothic ProN" w:eastAsia="Hiragino Kaku Gothic ProN" w:cs="Hiragino Kaku Gothic ProN"/>
@@ -4357,7 +4409,7 @@
           <w:color w:val="555555"/>
           <w:sz w:val="22"/>
         </w:rPr>
-        <w:t xml:space="preserve">「ここも 2026-06-01 で変わります。これまでは </w:t>
+        <w:t xml:space="preserve">、かつ </w:t>
       </w:r>
       <w:r>
         <w:rPr>
@@ -4367,7 +4419,7 @@
           <w:color w:val="555555"/>
           <w:sz w:val="22"/>
         </w:rPr>
-        <w:t>単月判定</w:t>
+        <w:t>分母に短手 3 を必ず含む</w:t>
       </w:r>
       <w:r>
         <w:rPr>
@@ -4377,7 +4429,23 @@
           <w:color w:val="555555"/>
           <w:sz w:val="22"/>
         </w:rPr>
-        <w:t xml:space="preserve"> でしたが、6 月 1 日以降は </w:t>
+        <w:t xml:space="preserve"> ことになります」</w:t>
+      </w:r>
+    </w:p>
+    <w:p>
+      <w:pPr>
+        <w:spacing w:before="60" w:after="60"/>
+        <w:ind w:left="397"/>
+      </w:pPr>
+      <w:r>
+        <w:rPr>
+          <w:rFonts w:ascii="Hiragino Kaku Gothic ProN" w:hAnsi="Hiragino Kaku Gothic ProN" w:eastAsia="Hiragino Kaku Gothic ProN" w:cs="Hiragino Kaku Gothic ProN"/>
+          <w:b w:val="0"/>
+          <w:i/>
+          <w:color w:val="555555"/>
+          <w:sz w:val="22"/>
+        </w:rPr>
+        <w:t xml:space="preserve">「rolling 3 ヶ月にすることで、単月の揺らぎ（5F の 2025-05 が 43.6% のような谷）に左右されにくくなります。予定外入院率の rolling 3 ヶ月最終値（2026-01〜03）は </w:t>
       </w:r>
       <w:r>
         <w:rPr>
@@ -4387,7 +4455,7 @@
           <w:color w:val="555555"/>
           <w:sz w:val="22"/>
         </w:rPr>
-        <w:t>rolling 3 ヶ月判定</w:t>
+        <w:t>5F 54.4% / 6F 60.1%</w:t>
       </w:r>
       <w:r>
         <w:rPr>
@@ -4397,63 +4465,7 @@
           <w:color w:val="555555"/>
           <w:sz w:val="22"/>
         </w:rPr>
-        <w:t xml:space="preserve">、かつ </w:t>
-      </w:r>
-      <w:r>
-        <w:rPr>
-          <w:rFonts w:ascii="Hiragino Kaku Gothic ProN" w:hAnsi="Hiragino Kaku Gothic ProN" w:eastAsia="Hiragino Kaku Gothic ProN" w:cs="Hiragino Kaku Gothic ProN"/>
-          <w:b/>
-          <w:i/>
-          <w:color w:val="555555"/>
-          <w:sz w:val="22"/>
-        </w:rPr>
-        <w:t>分母に短手 3 を必ず含む</w:t>
-      </w:r>
-      <w:r>
-        <w:rPr>
-          <w:rFonts w:ascii="Hiragino Kaku Gothic ProN" w:hAnsi="Hiragino Kaku Gothic ProN" w:eastAsia="Hiragino Kaku Gothic ProN" w:cs="Hiragino Kaku Gothic ProN"/>
-          <w:b w:val="0"/>
-          <w:i/>
-          <w:color w:val="555555"/>
-          <w:sz w:val="22"/>
-        </w:rPr>
-        <w:t xml:space="preserve"> ことになります」</w:t>
-      </w:r>
-    </w:p>
-    <w:p>
-      <w:pPr>
-        <w:spacing w:before="60" w:after="60"/>
-        <w:ind w:left="397"/>
-      </w:pPr>
-      <w:r>
-        <w:rPr>
-          <w:rFonts w:ascii="Hiragino Kaku Gothic ProN" w:hAnsi="Hiragino Kaku Gothic ProN" w:eastAsia="Hiragino Kaku Gothic ProN" w:cs="Hiragino Kaku Gothic ProN"/>
-          <w:b w:val="0"/>
-          <w:i/>
-          <w:color w:val="555555"/>
-          <w:sz w:val="22"/>
-        </w:rPr>
-        <w:t xml:space="preserve">「rolling 3 ヶ月にすることで、単月の揺らぎ（5F の 2025-05 が 43.6% のような谷）に左右されにくくなります。当院の rolling 3 ヶ月最終値（2026-01〜03）は </w:t>
-      </w:r>
-      <w:r>
-        <w:rPr>
-          <w:rFonts w:ascii="Hiragino Kaku Gothic ProN" w:hAnsi="Hiragino Kaku Gothic ProN" w:eastAsia="Hiragino Kaku Gothic ProN" w:cs="Hiragino Kaku Gothic ProN"/>
-          <w:b/>
-          <w:i/>
-          <w:color w:val="555555"/>
-          <w:sz w:val="22"/>
-        </w:rPr>
-        <w:t>5F 54.4% / 6F 60.1%</w:t>
-      </w:r>
-      <w:r>
-        <w:rPr>
-          <w:rFonts w:ascii="Hiragino Kaku Gothic ProN" w:hAnsi="Hiragino Kaku Gothic ProN" w:eastAsia="Hiragino Kaku Gothic ProN" w:cs="Hiragino Kaku Gothic ProN"/>
-          <w:b w:val="0"/>
-          <w:i/>
-          <w:color w:val="555555"/>
-          <w:sz w:val="22"/>
-        </w:rPr>
-        <w:t xml:space="preserve"> で安定達成しています」</w:t>
+        <w:t xml:space="preserve"> で推移しています」</w:t>
       </w:r>
     </w:p>
     <w:p>
@@ -4826,7 +4838,7 @@
           <w:i w:val="0"/>
           <w:sz w:val="22"/>
         </w:rPr>
-        <w:t>救急搬送後 60.1% / 基準達成（余裕大）</w:t>
+        <w:t>予定外入院率 60.1%（※制度上の「救急搬送後」厳密値は精査中、基準 15% 達成見込み）</w:t>
       </w:r>
     </w:p>
     <w:p>
@@ -4870,27 +4882,7 @@
           <w:color w:val="555555"/>
           <w:sz w:val="22"/>
         </w:rPr>
-        <w:t>「今月の進捗が一目で分かります。稼働率はマイナス 1 ポイント強、LOS は余裕あり、救急率は基準の 4 倍達成。</w:t>
-      </w:r>
-      <w:r>
-        <w:rPr>
-          <w:rFonts w:ascii="Hiragino Kaku Gothic ProN" w:hAnsi="Hiragino Kaku Gothic ProN" w:eastAsia="Hiragino Kaku Gothic ProN" w:cs="Hiragino Kaku Gothic ProN"/>
-          <w:b/>
-          <w:i/>
-          <w:color w:val="555555"/>
-          <w:sz w:val="22"/>
-        </w:rPr>
-        <w:t>退院を無理に延ばさずに、新しい患者を受ける戦略で動ける状況</w:t>
-      </w:r>
-      <w:r>
-        <w:rPr>
-          <w:rFonts w:ascii="Hiragino Kaku Gothic ProN" w:hAnsi="Hiragino Kaku Gothic ProN" w:eastAsia="Hiragino Kaku Gothic ProN" w:cs="Hiragino Kaku Gothic ProN"/>
-          <w:b w:val="0"/>
-          <w:i/>
-          <w:color w:val="555555"/>
-          <w:sz w:val="22"/>
-        </w:rPr>
-        <w:t xml:space="preserve"> ということが読み取れます」</w:t>
+        <w:t>「今月の進捗が一目で分かります。稼働率はマイナス 1 ポイント強、LOS は余裕あり、予定外入院率も高水準。入口（救急・連携）が細る時期は ALOS を制度枠内で調整しつつ稼働率を守り、埋まっている時期は出口（連休前退院）を加速する、という運用で動ける状況です」</w:t>
       </w:r>
     </w:p>
     <w:p>
@@ -9157,11 +9149,20 @@
             <w:r>
               <w:rPr>
                 <w:rFonts w:ascii="Hiragino Kaku Gothic ProN" w:hAnsi="Hiragino Kaku Gothic ProN" w:eastAsia="Hiragino Kaku Gothic ProN" w:cs="Hiragino Kaku Gothic ProN"/>
+                <w:b/>
+                <w:i w:val="0"/>
+                <w:sz w:val="20"/>
+              </w:rPr>
+              <w:t>予定外入院割合※</w:t>
+            </w:r>
+            <w:r>
+              <w:rPr>
+                <w:rFonts w:ascii="Hiragino Kaku Gothic ProN" w:hAnsi="Hiragino Kaku Gothic ProN" w:eastAsia="Hiragino Kaku Gothic ProN" w:cs="Hiragino Kaku Gothic ProN"/>
                 <w:b w:val="0"/>
                 <w:i w:val="0"/>
                 <w:sz w:val="20"/>
               </w:rPr>
-              <w:t>救急搬送後患者割合（5F 通年）</w:t>
+              <w:t>（5F 通年）</w:t>
             </w:r>
           </w:p>
         </w:tc>
@@ -9179,7 +9180,7 @@
                 <w:i w:val="0"/>
                 <w:sz w:val="20"/>
               </w:rPr>
-              <w:t>15% 以上</w:t>
+              <w:t>─（参考値）</w:t>
             </w:r>
           </w:p>
         </w:tc>
@@ -9215,7 +9216,7 @@
                 <w:i w:val="0"/>
                 <w:sz w:val="20"/>
               </w:rPr>
-              <w:t>🟢</w:t>
+              <w:t>─</w:t>
             </w:r>
           </w:p>
         </w:tc>
@@ -9231,11 +9232,20 @@
             <w:r>
               <w:rPr>
                 <w:rFonts w:ascii="Hiragino Kaku Gothic ProN" w:hAnsi="Hiragino Kaku Gothic ProN" w:eastAsia="Hiragino Kaku Gothic ProN" w:cs="Hiragino Kaku Gothic ProN"/>
+                <w:b/>
+                <w:i w:val="0"/>
+                <w:sz w:val="20"/>
+              </w:rPr>
+              <w:t>予定外入院割合※</w:t>
+            </w:r>
+            <w:r>
+              <w:rPr>
+                <w:rFonts w:ascii="Hiragino Kaku Gothic ProN" w:hAnsi="Hiragino Kaku Gothic ProN" w:eastAsia="Hiragino Kaku Gothic ProN" w:cs="Hiragino Kaku Gothic ProN"/>
                 <w:b w:val="0"/>
                 <w:i w:val="0"/>
                 <w:sz w:val="20"/>
               </w:rPr>
-              <w:t>救急搬送後患者割合（6F 通年）</w:t>
+              <w:t>（6F 通年）</w:t>
             </w:r>
           </w:p>
         </w:tc>
@@ -9253,7 +9263,7 @@
                 <w:i w:val="0"/>
                 <w:sz w:val="20"/>
               </w:rPr>
-              <w:t>15% 以上</w:t>
+              <w:t>─（参考値）</w:t>
             </w:r>
           </w:p>
         </w:tc>
@@ -9289,7 +9299,7 @@
                 <w:i w:val="0"/>
                 <w:sz w:val="20"/>
               </w:rPr>
-              <w:t>🟢</w:t>
+              <w:t>─</w:t>
             </w:r>
           </w:p>
         </w:tc>
@@ -9305,11 +9315,20 @@
             <w:r>
               <w:rPr>
                 <w:rFonts w:ascii="Hiragino Kaku Gothic ProN" w:hAnsi="Hiragino Kaku Gothic ProN" w:eastAsia="Hiragino Kaku Gothic ProN" w:cs="Hiragino Kaku Gothic ProN"/>
+                <w:b/>
+                <w:i w:val="0"/>
+                <w:sz w:val="20"/>
+              </w:rPr>
+              <w:t>予定外入院割合※</w:t>
+            </w:r>
+            <w:r>
+              <w:rPr>
+                <w:rFonts w:ascii="Hiragino Kaku Gothic ProN" w:hAnsi="Hiragino Kaku Gothic ProN" w:eastAsia="Hiragino Kaku Gothic ProN" w:cs="Hiragino Kaku Gothic ProN"/>
                 <w:b w:val="0"/>
                 <w:i w:val="0"/>
                 <w:sz w:val="20"/>
               </w:rPr>
-              <w:t>救急搬送後割合 rolling 3 ヶ月（5F、2026-01〜03）</w:t>
+              <w:t xml:space="preserve"> rolling 3 ヶ月（5F、2026-01〜03）</w:t>
             </w:r>
           </w:p>
         </w:tc>
@@ -9327,7 +9346,7 @@
                 <w:i w:val="0"/>
                 <w:sz w:val="20"/>
               </w:rPr>
-              <w:t>15% 以上</w:t>
+              <w:t>─（参考値）</w:t>
             </w:r>
           </w:p>
         </w:tc>
@@ -9363,7 +9382,7 @@
                 <w:i w:val="0"/>
                 <w:sz w:val="20"/>
               </w:rPr>
-              <w:t>🟢</w:t>
+              <w:t>─</w:t>
             </w:r>
           </w:p>
         </w:tc>
@@ -9379,11 +9398,20 @@
             <w:r>
               <w:rPr>
                 <w:rFonts w:ascii="Hiragino Kaku Gothic ProN" w:hAnsi="Hiragino Kaku Gothic ProN" w:eastAsia="Hiragino Kaku Gothic ProN" w:cs="Hiragino Kaku Gothic ProN"/>
+                <w:b/>
+                <w:i w:val="0"/>
+                <w:sz w:val="20"/>
+              </w:rPr>
+              <w:t>予定外入院割合※</w:t>
+            </w:r>
+            <w:r>
+              <w:rPr>
+                <w:rFonts w:ascii="Hiragino Kaku Gothic ProN" w:hAnsi="Hiragino Kaku Gothic ProN" w:eastAsia="Hiragino Kaku Gothic ProN" w:cs="Hiragino Kaku Gothic ProN"/>
                 <w:b w:val="0"/>
                 <w:i w:val="0"/>
                 <w:sz w:val="20"/>
               </w:rPr>
-              <w:t>救急搬送後割合 rolling 3 ヶ月（6F、2026-01〜03）</w:t>
+              <w:t xml:space="preserve"> rolling 3 ヶ月（6F、2026-01〜03）</w:t>
             </w:r>
           </w:p>
         </w:tc>
@@ -9401,7 +9429,7 @@
                 <w:i w:val="0"/>
                 <w:sz w:val="20"/>
               </w:rPr>
-              <w:t>15% 以上</w:t>
+              <w:t>─（参考値）</w:t>
             </w:r>
           </w:p>
         </w:tc>
@@ -9437,8 +9465,55 @@
                 <w:i w:val="0"/>
                 <w:sz w:val="20"/>
               </w:rPr>
-              <w:t>🟢</w:t>
+              <w:t>─</w:t>
             </w:r>
+          </w:p>
+        </w:tc>
+      </w:tr>
+      <w:tr>
+        <w:tc>
+          <w:tcPr>
+            <w:tcW w:type="dxa" w:w="2493"/>
+            <w:vAlign w:val="center"/>
+          </w:tcPr>
+          <w:p>
+            <w:r/>
+            <w:r>
+              <w:rPr>
+                <w:rFonts w:ascii="Hiragino Kaku Gothic ProN" w:hAnsi="Hiragino Kaku Gothic ProN" w:eastAsia="Hiragino Kaku Gothic ProN" w:cs="Hiragino Kaku Gothic ProN"/>
+                <w:b w:val="0"/>
+                <w:i w:val="0"/>
+                <w:sz w:val="20"/>
+              </w:rPr>
+              <w:t>※ 2025FY 事務データは「当日(予定外/緊急) / 予定」の 2 値分類。制度上の「救急搬送後（15% 以上）」の厳密判定には、入院経路の 5 区分（救急/下り搬送/外来紹介/連携室/ウォークイン）での再分類が必要。事務データ再エクスポート後に確定。</w:t>
+            </w:r>
+          </w:p>
+        </w:tc>
+        <w:tc>
+          <w:tcPr>
+            <w:tcW w:type="dxa" w:w="2493"/>
+            <w:vAlign w:val="center"/>
+          </w:tcPr>
+          <w:p>
+            <w:r/>
+          </w:p>
+        </w:tc>
+        <w:tc>
+          <w:tcPr>
+            <w:tcW w:type="dxa" w:w="2493"/>
+            <w:vAlign w:val="center"/>
+          </w:tcPr>
+          <w:p>
+            <w:r/>
+          </w:p>
+        </w:tc>
+        <w:tc>
+          <w:tcPr>
+            <w:tcW w:type="dxa" w:w="2493"/>
+            <w:vAlign w:val="center"/>
+          </w:tcPr>
+          <w:p>
+            <w:r/>
           </w:p>
         </w:tc>
       </w:tr>

--- a/docs/admin/scenario_scripts_v4/demo_scenario_v4.docx
+++ b/docs/admin/scenario_scripts_v4/demo_scenario_v4.docx
@@ -11,7 +11,7 @@
           <w:color w:val="888888"/>
           <w:sz w:val="18"/>
         </w:rPr>
-        <w:t>生成日: 2026-04-20    対応アプリ: v4    コミット: a1fee86</w:t>
+        <w:t>生成日: 2026-04-20    対応アプリ: v4    コミット: f52f04b</w:t>
       </w:r>
     </w:p>
     <w:p>
@@ -3145,7 +3145,7 @@
           <w:color w:val="555555"/>
           <w:sz w:val="22"/>
         </w:rPr>
-        <w:t>※ 2025FY 実データの入院経路は「当日(予定外/緊急) / 予定」の 2 値のみ。制度上の「救急搬送後（救急車搬送+下り搬送）」とは定義が異なり、ここには外来紹介・連携室・ウォークインも含まれる。制度基準 15% の厳密判定には入院経路の 5 区分での再分類が必要で、事務に再エクスポートを依頼中。</w:t>
+        <w:t>※ 2025FY 実データの入院経路は「当日(予定外/緊急) / 予定」の 2 値のみ。制度上の「救急搬送後（救急車搬送+下り搬送）」とは定義が異なり、ここには外来紹介・連携室・ウォークインも含まれる。制度基準 15% の厳密判定には入院経路の 5 区分での再分類が必要で、段階的厳密化運用中（手動シード入力 + 2026-04 以降の詳細データ蓄積）。</w:t>
       </w:r>
     </w:p>
     <w:p>
@@ -4353,7 +4353,7 @@
           <w:color w:val="555555"/>
           <w:sz w:val="22"/>
         </w:rPr>
-        <w:t>「制度基準 15% の厳密達成判定には、入院経路の詳細 5 分類が必要です。事務に再エクスポートを依頼中で、確定値は後日報告となります。予定外入院が 50〜60% あることから、制度上の救急搬送後に限っても基準 15% は十分に達成見込みです」</w:t>
+        <w:t>「制度基準 15% の厳密達成判定には、入院経路の詳細 5 分類が必要です。段階的厳密化運用中（手動シード入力 + 2026-04 以降の詳細データ蓄積）で、確定値は後日報告となります。予定外入院が 50〜60% あることから、制度上の救急搬送後に限っても基準 15% は十分に達成見込みです」</w:t>
       </w:r>
     </w:p>
     <w:p>
@@ -9485,7 +9485,7 @@
                 <w:i w:val="0"/>
                 <w:sz w:val="20"/>
               </w:rPr>
-              <w:t>※ 2025FY 事務データは「当日(予定外/緊急) / 予定」の 2 値分類。制度上の「救急搬送後（15% 以上）」の厳密判定には、入院経路の 5 区分（救急/下り搬送/外来紹介/連携室/ウォークイン）での再分類が必要。事務データ再エクスポート後に確定。</w:t>
+              <w:t>※ 2025FY 事務データは「当日(予定外/緊急) / 予定」の 2 値分類。制度上の「救急搬送後（15% 以上）」の厳密判定には、入院経路の 5 区分（救急/下り搬送/外来紹介/連携室/ウォークイン）での再分類が必要。2026-07 頃の純実データ蓄積後に確定（手動シード入力で bridge 中）。</w:t>
             </w:r>
           </w:p>
         </w:tc>

--- a/docs/admin/scenario_scripts_v4/demo_scenario_v4.docx
+++ b/docs/admin/scenario_scripts_v4/demo_scenario_v4.docx
@@ -11,7 +11,7 @@
           <w:color w:val="888888"/>
           <w:sz w:val="18"/>
         </w:rPr>
-        <w:t>生成日: 2026-04-20    対応アプリ: v4    コミット: f52f04b</w:t>
+        <w:t>生成日: 2026-04-21    対応アプリ: v4    コミット: bf97a91</w:t>
       </w:r>
     </w:p>
     <w:p>

--- a/docs/admin/scenario_scripts_v4/demo_scenario_v4.docx
+++ b/docs/admin/scenario_scripts_v4/demo_scenario_v4.docx
@@ -11,7 +11,7 @@
           <w:color w:val="888888"/>
           <w:sz w:val="18"/>
         </w:rPr>
-        <w:t>生成日: 2026-04-21    対応アプリ: v4    コミット: bf97a91</w:t>
+        <w:t>生成日: 2026-04-21    対応アプリ: v4    コミット: e107ee2</w:t>
       </w:r>
     </w:p>
     <w:p>

--- a/docs/admin/scenario_scripts_v4/demo_scenario_v4.docx
+++ b/docs/admin/scenario_scripts_v4/demo_scenario_v4.docx
@@ -11,7 +11,7 @@
           <w:color w:val="888888"/>
           <w:sz w:val="18"/>
         </w:rPr>
-        <w:t>生成日: 2026-04-21    対応アプリ: v4    コミット: e107ee2</w:t>
+        <w:t>生成日: 2026-04-21    対応アプリ: v4    コミット: 089198e</w:t>
       </w:r>
     </w:p>
     <w:p>

--- a/docs/admin/scenario_scripts_v4/demo_scenario_v4.docx
+++ b/docs/admin/scenario_scripts_v4/demo_scenario_v4.docx
@@ -11,7 +11,7 @@
           <w:color w:val="888888"/>
           <w:sz w:val="18"/>
         </w:rPr>
-        <w:t>生成日: 2026-04-21    対応アプリ: v4    コミット: 089198e</w:t>
+        <w:t>生成日: 2026-04-21    対応アプリ: v4    コミット: b9cec1b</w:t>
       </w:r>
     </w:p>
     <w:p>

--- a/docs/admin/scenario_scripts_v4/demo_scenario_v4.docx
+++ b/docs/admin/scenario_scripts_v4/demo_scenario_v4.docx
@@ -11,7 +11,7 @@
           <w:color w:val="888888"/>
           <w:sz w:val="18"/>
         </w:rPr>
-        <w:t>生成日: 2026-04-21    対応アプリ: v4    コミット: b9cec1b</w:t>
+        <w:t>生成日: 2026-04-21    対応アプリ: v4    コミット: 6b45fb8</w:t>
       </w:r>
     </w:p>
     <w:p>
